--- a/Web material deportivo control play.docx
+++ b/Web material deportivo control play.docx
@@ -39,40 +39,40 @@
           <w:bCs/>
           <w:sz w:val="28"/>
           <w:szCs w:val="28"/>
-        </w:rPr>
-        <w:t>INSTALACIONES / EQUIPACION DEPORTIVA</w:t>
-      </w:r>
-    </w:p>
-    <w:p>
-      <w:pPr>
-        <w:jc w:val="center"/>
+          <w:highlight w:val="yellow"/>
+        </w:rPr>
+        <w:t>INSTALACIONES /</w:t>
+      </w:r>
+      <w:r>
         <w:rPr>
           <w:b/>
           <w:bCs/>
           <w:sz w:val="28"/>
           <w:szCs w:val="28"/>
         </w:rPr>
-      </w:pPr>
-      <w:r>
+        <w:t xml:space="preserve"> EQUIPACION DEPORTIVA</w:t>
+      </w:r>
+    </w:p>
+    <w:p>
+      <w:pPr>
+        <w:jc w:val="center"/>
         <w:rPr>
           <w:b/>
           <w:bCs/>
           <w:sz w:val="28"/>
           <w:szCs w:val="28"/>
         </w:rPr>
-        <w:t>MATERIAL ESCOLAR / EDUCACION FISICA</w:t>
-      </w:r>
-    </w:p>
-    <w:p>
-      <w:pPr>
-        <w:jc w:val="center"/>
+      </w:pPr>
+      <w:r>
         <w:rPr>
           <w:b/>
           <w:bCs/>
           <w:sz w:val="28"/>
           <w:szCs w:val="28"/>
-        </w:rPr>
-      </w:pPr>
+          <w:highlight w:val="yellow"/>
+        </w:rPr>
+        <w:t>MATERIAL ESCOLAR</w:t>
+      </w:r>
       <w:r>
         <w:rPr>
           <w:b/>
@@ -80,7 +80,7 @@
           <w:sz w:val="28"/>
           <w:szCs w:val="28"/>
         </w:rPr>
-        <w:t>DEPORTES</w:t>
+        <w:t xml:space="preserve"> / EDUCACION FISICA</w:t>
       </w:r>
     </w:p>
     <w:p>
@@ -99,6 +99,29 @@
           <w:bCs/>
           <w:sz w:val="28"/>
           <w:szCs w:val="28"/>
+          <w:highlight w:val="yellow"/>
+        </w:rPr>
+        <w:t>DEPORTES</w:t>
+      </w:r>
+    </w:p>
+    <w:p>
+      <w:pPr>
+        <w:jc w:val="center"/>
+        <w:rPr>
+          <w:b/>
+          <w:bCs/>
+          <w:strike/>
+          <w:sz w:val="28"/>
+          <w:szCs w:val="28"/>
+        </w:rPr>
+      </w:pPr>
+      <w:r>
+        <w:rPr>
+          <w:b/>
+          <w:bCs/>
+          <w:strike/>
+          <w:sz w:val="28"/>
+          <w:szCs w:val="28"/>
         </w:rPr>
         <w:t>BALONES</w:t>
       </w:r>
@@ -119,6 +142,7 @@
           <w:bCs/>
           <w:sz w:val="28"/>
           <w:szCs w:val="28"/>
+          <w:highlight w:val="yellow"/>
         </w:rPr>
         <w:t>TEXTIL</w:t>
       </w:r>
@@ -133,6 +157,9 @@
     </w:p>
     <w:p>
       <w:r>
+        <w:rPr>
+          <w:noProof/>
+        </w:rPr>
         <w:drawing>
           <wp:inline distT="0" distB="0" distL="0" distR="0" wp14:anchorId="1CBF4F78" wp14:editId="180B8901">
             <wp:extent cx="3537345" cy="3537345"/>
@@ -208,7 +235,7 @@
       <w:hyperlink r:id="rId6" w:history="1">
         <w:r>
           <w:rPr>
-            <w:rStyle w:val="Hipervnculo"/>
+            <w:rStyle w:val="Lienhypertexte"/>
           </w:rPr>
           <w:t>https://www.montecwear.com/es/</w:t>
         </w:r>
@@ -217,7 +244,15 @@
     <w:p/>
     <w:p>
       <w:r>
-        <w:t>7 de productos poner mínimo 4 por línea y siempre el mismo tamaño, e info debajo. Siempre debe llevar mismo formato</w:t>
+        <w:t xml:space="preserve">7 de productos poner mínimo 4 por línea y siempre el mismo tamaño, e </w:t>
+      </w:r>
+      <w:proofErr w:type="spellStart"/>
+      <w:r>
+        <w:t>info</w:t>
+      </w:r>
+      <w:proofErr w:type="spellEnd"/>
+      <w:r>
+        <w:t xml:space="preserve"> debajo. Siempre debe llevar mismo formato</w:t>
       </w:r>
     </w:p>
     <w:p>
@@ -319,7 +354,7 @@
     <w:p/>
     <w:p>
       <w:pPr>
-        <w:pStyle w:val="Prrafodelista"/>
+        <w:pStyle w:val="Paragraphedeliste"/>
         <w:numPr>
           <w:ilvl w:val="0"/>
           <w:numId w:val="2"/>
@@ -334,7 +369,7 @@
     </w:p>
     <w:p>
       <w:pPr>
-        <w:pStyle w:val="Prrafodelista"/>
+        <w:pStyle w:val="Paragraphedeliste"/>
         <w:numPr>
           <w:ilvl w:val="0"/>
           <w:numId w:val="2"/>
@@ -349,7 +384,7 @@
     </w:p>
     <w:p>
       <w:pPr>
-        <w:pStyle w:val="Prrafodelista"/>
+        <w:pStyle w:val="Paragraphedeliste"/>
         <w:numPr>
           <w:ilvl w:val="0"/>
           <w:numId w:val="2"/>
@@ -370,7 +405,7 @@
     </w:p>
     <w:p>
       <w:pPr>
-        <w:pStyle w:val="Prrafodelista"/>
+        <w:pStyle w:val="Paragraphedeliste"/>
         <w:numPr>
           <w:ilvl w:val="0"/>
           <w:numId w:val="2"/>
@@ -380,8 +415,13 @@
         <w:t>P</w:t>
       </w:r>
       <w:r>
-        <w:t>oner un buscador arriba izquierda</w:t>
-      </w:r>
+        <w:t xml:space="preserve">oner un </w:t>
+      </w:r>
+      <w:proofErr w:type="gramStart"/>
+      <w:r>
+        <w:t>buscador arriba izquierda</w:t>
+      </w:r>
+      <w:proofErr w:type="gramEnd"/>
       <w:r>
         <w:t xml:space="preserve"> (</w:t>
       </w:r>
@@ -394,7 +434,7 @@
     </w:p>
     <w:p>
       <w:pPr>
-        <w:pStyle w:val="Prrafodelista"/>
+        <w:pStyle w:val="Paragraphedeliste"/>
         <w:numPr>
           <w:ilvl w:val="0"/>
           <w:numId w:val="2"/>
@@ -415,22 +455,38 @@
     </w:p>
     <w:p>
       <w:pPr>
-        <w:pStyle w:val="Prrafodelista"/>
+        <w:pStyle w:val="Paragraphedeliste"/>
         <w:numPr>
           <w:ilvl w:val="0"/>
           <w:numId w:val="2"/>
         </w:numPr>
       </w:pPr>
       <w:r>
-        <w:t>Poner c</w:t>
-      </w:r>
-      <w:r>
-        <w:t>odigo de referencias:</w:t>
-      </w:r>
-    </w:p>
-    <w:p>
-      <w:r>
-        <w:t>J + Nº DE REFERENCIA</w:t>
+        <w:t xml:space="preserve">Poner </w:t>
+      </w:r>
+      <w:proofErr w:type="spellStart"/>
+      <w:r>
+        <w:t>c</w:t>
+      </w:r>
+      <w:r>
+        <w:t>odigo</w:t>
+      </w:r>
+      <w:proofErr w:type="spellEnd"/>
+      <w:r>
+        <w:t xml:space="preserve"> de referencias:</w:t>
+      </w:r>
+    </w:p>
+    <w:p>
+      <w:r>
+        <w:t xml:space="preserve">J + </w:t>
+      </w:r>
+      <w:proofErr w:type="spellStart"/>
+      <w:r>
+        <w:t>Nº</w:t>
+      </w:r>
+      <w:proofErr w:type="spellEnd"/>
+      <w:r>
+        <w:t xml:space="preserve"> DE REFERENCIA</w:t>
       </w:r>
       <w:r>
         <w:t xml:space="preserve"> que aparece en la web de proveedor</w:t>
@@ -441,22 +497,54 @@
     </w:p>
     <w:p>
       <w:r>
-        <w:t>A+ Nº = AMAYA</w:t>
-      </w:r>
-    </w:p>
-    <w:p>
-      <w:r>
-        <w:t>M +Nº = MINILAND</w:t>
-      </w:r>
-    </w:p>
-    <w:p>
-      <w:r>
-        <w:t>B + Nº = B2</w:t>
-      </w:r>
-    </w:p>
-    <w:p>
-      <w:r>
-        <w:t>MF + Nº = MADE FOR SPORT</w:t>
+        <w:t xml:space="preserve">A+ </w:t>
+      </w:r>
+      <w:proofErr w:type="spellStart"/>
+      <w:r>
+        <w:t>Nº</w:t>
+      </w:r>
+      <w:proofErr w:type="spellEnd"/>
+      <w:r>
+        <w:t xml:space="preserve"> = AMAYA</w:t>
+      </w:r>
+    </w:p>
+    <w:p>
+      <w:r>
+        <w:t>M +</w:t>
+      </w:r>
+      <w:proofErr w:type="spellStart"/>
+      <w:r>
+        <w:t>Nº</w:t>
+      </w:r>
+      <w:proofErr w:type="spellEnd"/>
+      <w:r>
+        <w:t xml:space="preserve"> = MINILAND</w:t>
+      </w:r>
+    </w:p>
+    <w:p>
+      <w:r>
+        <w:t xml:space="preserve">B + </w:t>
+      </w:r>
+      <w:proofErr w:type="spellStart"/>
+      <w:r>
+        <w:t>Nº</w:t>
+      </w:r>
+      <w:proofErr w:type="spellEnd"/>
+      <w:r>
+        <w:t xml:space="preserve"> = B2</w:t>
+      </w:r>
+    </w:p>
+    <w:p>
+      <w:r>
+        <w:t xml:space="preserve">MF + </w:t>
+      </w:r>
+      <w:proofErr w:type="spellStart"/>
+      <w:r>
+        <w:t>Nº</w:t>
+      </w:r>
+      <w:proofErr w:type="spellEnd"/>
+      <w:r>
+        <w:t xml:space="preserve"> = MADE FOR SPORT</w:t>
       </w:r>
     </w:p>
     <w:p/>
@@ -468,7 +556,7 @@
     </w:p>
     <w:p>
       <w:pPr>
-        <w:pStyle w:val="Prrafodelista"/>
+        <w:pStyle w:val="Paragraphedeliste"/>
         <w:numPr>
           <w:ilvl w:val="0"/>
           <w:numId w:val="1"/>
@@ -495,7 +583,15 @@
     </w:p>
     <w:p>
       <w:r>
-        <w:t xml:space="preserve">400- ….€ = 1.30 </w:t>
+        <w:t>400-</w:t>
+      </w:r>
+      <w:proofErr w:type="gramStart"/>
+      <w:r>
+        <w:t xml:space="preserve"> ….</w:t>
+      </w:r>
+      <w:proofErr w:type="gramEnd"/>
+      <w:r>
+        <w:t xml:space="preserve">€ = 1.30 </w:t>
       </w:r>
     </w:p>
     <w:p/>
@@ -528,12 +624,17 @@
       </w:r>
     </w:p>
     <w:p>
+      <w:proofErr w:type="spellStart"/>
       <w:r>
         <w:t>Piscomotircidad</w:t>
       </w:r>
-    </w:p>
-    <w:p>
-      <w:r>
+      <w:proofErr w:type="spellEnd"/>
+    </w:p>
+    <w:p>
+      <w:r>
+        <w:rPr>
+          <w:noProof/>
+        </w:rPr>
         <w:drawing>
           <wp:inline distT="0" distB="0" distL="0" distR="0" wp14:anchorId="64556CBB" wp14:editId="075D5F8F">
             <wp:extent cx="5400040" cy="2155825"/>
@@ -592,6 +693,9 @@
     </w:p>
     <w:p>
       <w:r>
+        <w:rPr>
+          <w:noProof/>
+        </w:rPr>
         <w:drawing>
           <wp:inline distT="0" distB="0" distL="0" distR="0" wp14:anchorId="30986F38" wp14:editId="62EF8E55">
             <wp:extent cx="1562235" cy="289585"/>
@@ -631,6 +735,9 @@
     </w:p>
     <w:p>
       <w:r>
+        <w:rPr>
+          <w:noProof/>
+        </w:rPr>
         <w:lastRenderedPageBreak/>
         <w:drawing>
           <wp:inline distT="0" distB="0" distL="0" distR="0" wp14:anchorId="05E349DA" wp14:editId="172ECED8">
@@ -671,6 +778,9 @@
     </w:p>
     <w:p>
       <w:r>
+        <w:rPr>
+          <w:noProof/>
+        </w:rPr>
         <w:drawing>
           <wp:inline distT="0" distB="0" distL="0" distR="0" wp14:anchorId="1544CD17" wp14:editId="4AA637DB">
             <wp:extent cx="1729890" cy="655377"/>
@@ -710,6 +820,9 @@
     </w:p>
     <w:p>
       <w:r>
+        <w:rPr>
+          <w:noProof/>
+        </w:rPr>
         <w:drawing>
           <wp:inline distT="0" distB="0" distL="0" distR="0" wp14:anchorId="1889B4E4" wp14:editId="2A99B60F">
             <wp:extent cx="1272650" cy="441998"/>
@@ -766,7 +879,15 @@
     </w:p>
     <w:p>
       <w:r>
-        <w:t>1 ref de cada</w:t>
+        <w:t xml:space="preserve">1 </w:t>
+      </w:r>
+      <w:proofErr w:type="spellStart"/>
+      <w:r>
+        <w:t>ref</w:t>
+      </w:r>
+      <w:proofErr w:type="spellEnd"/>
+      <w:r>
+        <w:t xml:space="preserve"> de cada</w:t>
       </w:r>
     </w:p>
     <w:p/>
@@ -970,6 +1091,7 @@
     </w:p>
     <w:p/>
     <w:p>
+      <w:proofErr w:type="gramStart"/>
       <w:r>
         <w:rPr>
           <w:highlight w:val="yellow"/>
@@ -977,8 +1099,25 @@
         <w:t>Meter de B2</w:t>
       </w:r>
       <w:r>
-        <w:t xml:space="preserve"> – lo que veamos que FALTA! Hay muuuchas cosas!</w:t>
-      </w:r>
+        <w:t xml:space="preserve"> – lo que veamos que FALTA!</w:t>
+      </w:r>
+      <w:proofErr w:type="gramEnd"/>
+      <w:r>
+        <w:t xml:space="preserve"> </w:t>
+      </w:r>
+      <w:proofErr w:type="gramStart"/>
+      <w:r>
+        <w:t xml:space="preserve">Hay </w:t>
+      </w:r>
+      <w:proofErr w:type="spellStart"/>
+      <w:r>
+        <w:t>muuuchas</w:t>
+      </w:r>
+      <w:proofErr w:type="spellEnd"/>
+      <w:r>
+        <w:t xml:space="preserve"> cosas!</w:t>
+      </w:r>
+      <w:proofErr w:type="gramEnd"/>
     </w:p>
     <w:p>
       <w:r>
@@ -1600,11 +1739,11 @@
     <w:name w:val="Normal"/>
     <w:qFormat/>
   </w:style>
-  <w:style w:type="paragraph" w:styleId="Ttulo1">
+  <w:style w:type="paragraph" w:styleId="Titre1">
     <w:name w:val="heading 1"/>
     <w:basedOn w:val="Normal"/>
     <w:next w:val="Normal"/>
-    <w:link w:val="Ttulo1Car"/>
+    <w:link w:val="Titre1Car"/>
     <w:uiPriority w:val="9"/>
     <w:qFormat/>
     <w:rsid w:val="00B151B9"/>
@@ -1621,11 +1760,11 @@
       <w:szCs w:val="40"/>
     </w:rPr>
   </w:style>
-  <w:style w:type="paragraph" w:styleId="Ttulo2">
+  <w:style w:type="paragraph" w:styleId="Titre2">
     <w:name w:val="heading 2"/>
     <w:basedOn w:val="Normal"/>
     <w:next w:val="Normal"/>
-    <w:link w:val="Ttulo2Car"/>
+    <w:link w:val="Titre2Car"/>
     <w:uiPriority w:val="9"/>
     <w:semiHidden/>
     <w:unhideWhenUsed/>
@@ -1644,11 +1783,11 @@
       <w:szCs w:val="32"/>
     </w:rPr>
   </w:style>
-  <w:style w:type="paragraph" w:styleId="Ttulo3">
+  <w:style w:type="paragraph" w:styleId="Titre3">
     <w:name w:val="heading 3"/>
     <w:basedOn w:val="Normal"/>
     <w:next w:val="Normal"/>
-    <w:link w:val="Ttulo3Car"/>
+    <w:link w:val="Titre3Car"/>
     <w:uiPriority w:val="9"/>
     <w:semiHidden/>
     <w:unhideWhenUsed/>
@@ -1667,11 +1806,11 @@
       <w:szCs w:val="28"/>
     </w:rPr>
   </w:style>
-  <w:style w:type="paragraph" w:styleId="Ttulo4">
+  <w:style w:type="paragraph" w:styleId="Titre4">
     <w:name w:val="heading 4"/>
     <w:basedOn w:val="Normal"/>
     <w:next w:val="Normal"/>
-    <w:link w:val="Ttulo4Car"/>
+    <w:link w:val="Titre4Car"/>
     <w:uiPriority w:val="9"/>
     <w:semiHidden/>
     <w:unhideWhenUsed/>
@@ -1690,11 +1829,11 @@
       <w:color w:val="0F4761" w:themeColor="accent1" w:themeShade="BF"/>
     </w:rPr>
   </w:style>
-  <w:style w:type="paragraph" w:styleId="Ttulo5">
+  <w:style w:type="paragraph" w:styleId="Titre5">
     <w:name w:val="heading 5"/>
     <w:basedOn w:val="Normal"/>
     <w:next w:val="Normal"/>
-    <w:link w:val="Ttulo5Car"/>
+    <w:link w:val="Titre5Car"/>
     <w:uiPriority w:val="9"/>
     <w:semiHidden/>
     <w:unhideWhenUsed/>
@@ -1711,11 +1850,11 @@
       <w:color w:val="0F4761" w:themeColor="accent1" w:themeShade="BF"/>
     </w:rPr>
   </w:style>
-  <w:style w:type="paragraph" w:styleId="Ttulo6">
+  <w:style w:type="paragraph" w:styleId="Titre6">
     <w:name w:val="heading 6"/>
     <w:basedOn w:val="Normal"/>
     <w:next w:val="Normal"/>
-    <w:link w:val="Ttulo6Car"/>
+    <w:link w:val="Titre6Car"/>
     <w:uiPriority w:val="9"/>
     <w:semiHidden/>
     <w:unhideWhenUsed/>
@@ -1734,11 +1873,11 @@
       <w:color w:val="595959" w:themeColor="text1" w:themeTint="A6"/>
     </w:rPr>
   </w:style>
-  <w:style w:type="paragraph" w:styleId="Ttulo7">
+  <w:style w:type="paragraph" w:styleId="Titre7">
     <w:name w:val="heading 7"/>
     <w:basedOn w:val="Normal"/>
     <w:next w:val="Normal"/>
-    <w:link w:val="Ttulo7Car"/>
+    <w:link w:val="Titre7Car"/>
     <w:uiPriority w:val="9"/>
     <w:semiHidden/>
     <w:unhideWhenUsed/>
@@ -1755,11 +1894,11 @@
       <w:color w:val="595959" w:themeColor="text1" w:themeTint="A6"/>
     </w:rPr>
   </w:style>
-  <w:style w:type="paragraph" w:styleId="Ttulo8">
+  <w:style w:type="paragraph" w:styleId="Titre8">
     <w:name w:val="heading 8"/>
     <w:basedOn w:val="Normal"/>
     <w:next w:val="Normal"/>
-    <w:link w:val="Ttulo8Car"/>
+    <w:link w:val="Titre8Car"/>
     <w:uiPriority w:val="9"/>
     <w:semiHidden/>
     <w:unhideWhenUsed/>
@@ -1778,11 +1917,11 @@
       <w:color w:val="272727" w:themeColor="text1" w:themeTint="D8"/>
     </w:rPr>
   </w:style>
-  <w:style w:type="paragraph" w:styleId="Ttulo9">
+  <w:style w:type="paragraph" w:styleId="Titre9">
     <w:name w:val="heading 9"/>
     <w:basedOn w:val="Normal"/>
     <w:next w:val="Normal"/>
-    <w:link w:val="Ttulo9Car"/>
+    <w:link w:val="Titre9Car"/>
     <w:uiPriority w:val="9"/>
     <w:semiHidden/>
     <w:unhideWhenUsed/>
@@ -1799,12 +1938,13 @@
       <w:color w:val="272727" w:themeColor="text1" w:themeTint="D8"/>
     </w:rPr>
   </w:style>
-  <w:style w:type="character" w:default="1" w:styleId="Fuentedeprrafopredeter">
+  <w:style w:type="character" w:default="1" w:styleId="Policepardfaut">
     <w:name w:val="Default Paragraph Font"/>
     <w:uiPriority w:val="1"/>
+    <w:semiHidden/>
     <w:unhideWhenUsed/>
   </w:style>
-  <w:style w:type="table" w:default="1" w:styleId="Tablanormal">
+  <w:style w:type="table" w:default="1" w:styleId="TableauNormal">
     <w:name w:val="Normal Table"/>
     <w:uiPriority w:val="99"/>
     <w:semiHidden/>
@@ -1819,16 +1959,16 @@
       </w:tblCellMar>
     </w:tblPr>
   </w:style>
-  <w:style w:type="numbering" w:default="1" w:styleId="Sinlista">
+  <w:style w:type="numbering" w:default="1" w:styleId="Aucuneliste">
     <w:name w:val="No List"/>
     <w:uiPriority w:val="99"/>
     <w:semiHidden/>
     <w:unhideWhenUsed/>
   </w:style>
-  <w:style w:type="character" w:customStyle="1" w:styleId="Ttulo1Car">
-    <w:name w:val="Título 1 Car"/>
-    <w:basedOn w:val="Fuentedeprrafopredeter"/>
-    <w:link w:val="Ttulo1"/>
+  <w:style w:type="character" w:customStyle="1" w:styleId="Titre1Car">
+    <w:name w:val="Titre 1 Car"/>
+    <w:basedOn w:val="Policepardfaut"/>
+    <w:link w:val="Titre1"/>
     <w:uiPriority w:val="9"/>
     <w:rsid w:val="00B151B9"/>
     <w:rPr>
@@ -1838,10 +1978,10 @@
       <w:szCs w:val="40"/>
     </w:rPr>
   </w:style>
-  <w:style w:type="character" w:customStyle="1" w:styleId="Ttulo2Car">
-    <w:name w:val="Título 2 Car"/>
-    <w:basedOn w:val="Fuentedeprrafopredeter"/>
-    <w:link w:val="Ttulo2"/>
+  <w:style w:type="character" w:customStyle="1" w:styleId="Titre2Car">
+    <w:name w:val="Titre 2 Car"/>
+    <w:basedOn w:val="Policepardfaut"/>
+    <w:link w:val="Titre2"/>
     <w:uiPriority w:val="9"/>
     <w:semiHidden/>
     <w:rsid w:val="00B151B9"/>
@@ -1852,10 +1992,10 @@
       <w:szCs w:val="32"/>
     </w:rPr>
   </w:style>
-  <w:style w:type="character" w:customStyle="1" w:styleId="Ttulo3Car">
-    <w:name w:val="Título 3 Car"/>
-    <w:basedOn w:val="Fuentedeprrafopredeter"/>
-    <w:link w:val="Ttulo3"/>
+  <w:style w:type="character" w:customStyle="1" w:styleId="Titre3Car">
+    <w:name w:val="Titre 3 Car"/>
+    <w:basedOn w:val="Policepardfaut"/>
+    <w:link w:val="Titre3"/>
     <w:uiPriority w:val="9"/>
     <w:semiHidden/>
     <w:rsid w:val="00B151B9"/>
@@ -1866,10 +2006,10 @@
       <w:szCs w:val="28"/>
     </w:rPr>
   </w:style>
-  <w:style w:type="character" w:customStyle="1" w:styleId="Ttulo4Car">
-    <w:name w:val="Título 4 Car"/>
-    <w:basedOn w:val="Fuentedeprrafopredeter"/>
-    <w:link w:val="Ttulo4"/>
+  <w:style w:type="character" w:customStyle="1" w:styleId="Titre4Car">
+    <w:name w:val="Titre 4 Car"/>
+    <w:basedOn w:val="Policepardfaut"/>
+    <w:link w:val="Titre4"/>
     <w:uiPriority w:val="9"/>
     <w:semiHidden/>
     <w:rsid w:val="00B151B9"/>
@@ -1880,10 +2020,10 @@
       <w:color w:val="0F4761" w:themeColor="accent1" w:themeShade="BF"/>
     </w:rPr>
   </w:style>
-  <w:style w:type="character" w:customStyle="1" w:styleId="Ttulo5Car">
-    <w:name w:val="Título 5 Car"/>
-    <w:basedOn w:val="Fuentedeprrafopredeter"/>
-    <w:link w:val="Ttulo5"/>
+  <w:style w:type="character" w:customStyle="1" w:styleId="Titre5Car">
+    <w:name w:val="Titre 5 Car"/>
+    <w:basedOn w:val="Policepardfaut"/>
+    <w:link w:val="Titre5"/>
     <w:uiPriority w:val="9"/>
     <w:semiHidden/>
     <w:rsid w:val="00B151B9"/>
@@ -1892,10 +2032,10 @@
       <w:color w:val="0F4761" w:themeColor="accent1" w:themeShade="BF"/>
     </w:rPr>
   </w:style>
-  <w:style w:type="character" w:customStyle="1" w:styleId="Ttulo6Car">
-    <w:name w:val="Título 6 Car"/>
-    <w:basedOn w:val="Fuentedeprrafopredeter"/>
-    <w:link w:val="Ttulo6"/>
+  <w:style w:type="character" w:customStyle="1" w:styleId="Titre6Car">
+    <w:name w:val="Titre 6 Car"/>
+    <w:basedOn w:val="Policepardfaut"/>
+    <w:link w:val="Titre6"/>
     <w:uiPriority w:val="9"/>
     <w:semiHidden/>
     <w:rsid w:val="00B151B9"/>
@@ -1906,10 +2046,10 @@
       <w:color w:val="595959" w:themeColor="text1" w:themeTint="A6"/>
     </w:rPr>
   </w:style>
-  <w:style w:type="character" w:customStyle="1" w:styleId="Ttulo7Car">
-    <w:name w:val="Título 7 Car"/>
-    <w:basedOn w:val="Fuentedeprrafopredeter"/>
-    <w:link w:val="Ttulo7"/>
+  <w:style w:type="character" w:customStyle="1" w:styleId="Titre7Car">
+    <w:name w:val="Titre 7 Car"/>
+    <w:basedOn w:val="Policepardfaut"/>
+    <w:link w:val="Titre7"/>
     <w:uiPriority w:val="9"/>
     <w:semiHidden/>
     <w:rsid w:val="00B151B9"/>
@@ -1918,10 +2058,10 @@
       <w:color w:val="595959" w:themeColor="text1" w:themeTint="A6"/>
     </w:rPr>
   </w:style>
-  <w:style w:type="character" w:customStyle="1" w:styleId="Ttulo8Car">
-    <w:name w:val="Título 8 Car"/>
-    <w:basedOn w:val="Fuentedeprrafopredeter"/>
-    <w:link w:val="Ttulo8"/>
+  <w:style w:type="character" w:customStyle="1" w:styleId="Titre8Car">
+    <w:name w:val="Titre 8 Car"/>
+    <w:basedOn w:val="Policepardfaut"/>
+    <w:link w:val="Titre8"/>
     <w:uiPriority w:val="9"/>
     <w:semiHidden/>
     <w:rsid w:val="00B151B9"/>
@@ -1932,10 +2072,10 @@
       <w:color w:val="272727" w:themeColor="text1" w:themeTint="D8"/>
     </w:rPr>
   </w:style>
-  <w:style w:type="character" w:customStyle="1" w:styleId="Ttulo9Car">
-    <w:name w:val="Título 9 Car"/>
-    <w:basedOn w:val="Fuentedeprrafopredeter"/>
-    <w:link w:val="Ttulo9"/>
+  <w:style w:type="character" w:customStyle="1" w:styleId="Titre9Car">
+    <w:name w:val="Titre 9 Car"/>
+    <w:basedOn w:val="Policepardfaut"/>
+    <w:link w:val="Titre9"/>
     <w:uiPriority w:val="9"/>
     <w:semiHidden/>
     <w:rsid w:val="00B151B9"/>
@@ -1944,11 +2084,11 @@
       <w:color w:val="272727" w:themeColor="text1" w:themeTint="D8"/>
     </w:rPr>
   </w:style>
-  <w:style w:type="paragraph" w:styleId="Ttulo">
+  <w:style w:type="paragraph" w:styleId="Titre">
     <w:name w:val="Title"/>
     <w:basedOn w:val="Normal"/>
     <w:next w:val="Normal"/>
-    <w:link w:val="TtuloCar"/>
+    <w:link w:val="TitreCar"/>
     <w:uiPriority w:val="10"/>
     <w:qFormat/>
     <w:rsid w:val="00B151B9"/>
@@ -1964,10 +2104,10 @@
       <w:szCs w:val="56"/>
     </w:rPr>
   </w:style>
-  <w:style w:type="character" w:customStyle="1" w:styleId="TtuloCar">
-    <w:name w:val="Título Car"/>
-    <w:basedOn w:val="Fuentedeprrafopredeter"/>
-    <w:link w:val="Ttulo"/>
+  <w:style w:type="character" w:customStyle="1" w:styleId="TitreCar">
+    <w:name w:val="Titre Car"/>
+    <w:basedOn w:val="Policepardfaut"/>
+    <w:link w:val="Titre"/>
     <w:uiPriority w:val="10"/>
     <w:rsid w:val="00B151B9"/>
     <w:rPr>
@@ -1978,11 +2118,11 @@
       <w:szCs w:val="56"/>
     </w:rPr>
   </w:style>
-  <w:style w:type="paragraph" w:styleId="Subttulo">
+  <w:style w:type="paragraph" w:styleId="Sous-titre">
     <w:name w:val="Subtitle"/>
     <w:basedOn w:val="Normal"/>
     <w:next w:val="Normal"/>
-    <w:link w:val="SubttuloCar"/>
+    <w:link w:val="Sous-titreCar"/>
     <w:uiPriority w:val="11"/>
     <w:qFormat/>
     <w:rsid w:val="00B151B9"/>
@@ -1999,10 +2139,10 @@
       <w:szCs w:val="28"/>
     </w:rPr>
   </w:style>
-  <w:style w:type="character" w:customStyle="1" w:styleId="SubttuloCar">
-    <w:name w:val="Subtítulo Car"/>
-    <w:basedOn w:val="Fuentedeprrafopredeter"/>
-    <w:link w:val="Subttulo"/>
+  <w:style w:type="character" w:customStyle="1" w:styleId="Sous-titreCar">
+    <w:name w:val="Sous-titre Car"/>
+    <w:basedOn w:val="Policepardfaut"/>
+    <w:link w:val="Sous-titre"/>
     <w:uiPriority w:val="11"/>
     <w:rsid w:val="00B151B9"/>
     <w:rPr>
@@ -2013,11 +2153,11 @@
       <w:szCs w:val="28"/>
     </w:rPr>
   </w:style>
-  <w:style w:type="paragraph" w:styleId="Cita">
+  <w:style w:type="paragraph" w:styleId="Citation">
     <w:name w:val="Quote"/>
     <w:basedOn w:val="Normal"/>
     <w:next w:val="Normal"/>
-    <w:link w:val="CitaCar"/>
+    <w:link w:val="CitationCar"/>
     <w:uiPriority w:val="29"/>
     <w:qFormat/>
     <w:rsid w:val="00B151B9"/>
@@ -2031,10 +2171,10 @@
       <w:color w:val="404040" w:themeColor="text1" w:themeTint="BF"/>
     </w:rPr>
   </w:style>
-  <w:style w:type="character" w:customStyle="1" w:styleId="CitaCar">
-    <w:name w:val="Cita Car"/>
-    <w:basedOn w:val="Fuentedeprrafopredeter"/>
-    <w:link w:val="Cita"/>
+  <w:style w:type="character" w:customStyle="1" w:styleId="CitationCar">
+    <w:name w:val="Citation Car"/>
+    <w:basedOn w:val="Policepardfaut"/>
+    <w:link w:val="Citation"/>
     <w:uiPriority w:val="29"/>
     <w:rsid w:val="00B151B9"/>
     <w:rPr>
@@ -2043,7 +2183,7 @@
       <w:color w:val="404040" w:themeColor="text1" w:themeTint="BF"/>
     </w:rPr>
   </w:style>
-  <w:style w:type="paragraph" w:styleId="Prrafodelista">
+  <w:style w:type="paragraph" w:styleId="Paragraphedeliste">
     <w:name w:val="List Paragraph"/>
     <w:basedOn w:val="Normal"/>
     <w:uiPriority w:val="34"/>
@@ -2054,9 +2194,9 @@
       <w:contextualSpacing/>
     </w:pPr>
   </w:style>
-  <w:style w:type="character" w:styleId="nfasisintenso">
+  <w:style w:type="character" w:styleId="Accentuationintense">
     <w:name w:val="Intense Emphasis"/>
-    <w:basedOn w:val="Fuentedeprrafopredeter"/>
+    <w:basedOn w:val="Policepardfaut"/>
     <w:uiPriority w:val="21"/>
     <w:qFormat/>
     <w:rsid w:val="00B151B9"/>
@@ -2066,11 +2206,11 @@
       <w:color w:val="0F4761" w:themeColor="accent1" w:themeShade="BF"/>
     </w:rPr>
   </w:style>
-  <w:style w:type="paragraph" w:styleId="Citadestacada">
+  <w:style w:type="paragraph" w:styleId="Citationintense">
     <w:name w:val="Intense Quote"/>
     <w:basedOn w:val="Normal"/>
     <w:next w:val="Normal"/>
-    <w:link w:val="CitadestacadaCar"/>
+    <w:link w:val="CitationintenseCar"/>
     <w:uiPriority w:val="30"/>
     <w:qFormat/>
     <w:rsid w:val="00B151B9"/>
@@ -2089,10 +2229,10 @@
       <w:color w:val="0F4761" w:themeColor="accent1" w:themeShade="BF"/>
     </w:rPr>
   </w:style>
-  <w:style w:type="character" w:customStyle="1" w:styleId="CitadestacadaCar">
-    <w:name w:val="Cita destacada Car"/>
-    <w:basedOn w:val="Fuentedeprrafopredeter"/>
-    <w:link w:val="Citadestacada"/>
+  <w:style w:type="character" w:customStyle="1" w:styleId="CitationintenseCar">
+    <w:name w:val="Citation intense Car"/>
+    <w:basedOn w:val="Policepardfaut"/>
+    <w:link w:val="Citationintense"/>
     <w:uiPriority w:val="30"/>
     <w:rsid w:val="00B151B9"/>
     <w:rPr>
@@ -2101,9 +2241,9 @@
       <w:color w:val="0F4761" w:themeColor="accent1" w:themeShade="BF"/>
     </w:rPr>
   </w:style>
-  <w:style w:type="character" w:styleId="Referenciaintensa">
+  <w:style w:type="character" w:styleId="Rfrenceintense">
     <w:name w:val="Intense Reference"/>
-    <w:basedOn w:val="Fuentedeprrafopredeter"/>
+    <w:basedOn w:val="Policepardfaut"/>
     <w:uiPriority w:val="32"/>
     <w:qFormat/>
     <w:rsid w:val="00B151B9"/>
@@ -2115,9 +2255,9 @@
       <w:spacing w:val="5"/>
     </w:rPr>
   </w:style>
-  <w:style w:type="character" w:styleId="Hipervnculo">
+  <w:style w:type="character" w:styleId="Lienhypertexte">
     <w:name w:val="Hyperlink"/>
-    <w:basedOn w:val="Fuentedeprrafopredeter"/>
+    <w:basedOn w:val="Policepardfaut"/>
     <w:uiPriority w:val="99"/>
     <w:unhideWhenUsed/>
     <w:rsid w:val="00634550"/>
@@ -2126,9 +2266,9 @@
       <w:u w:val="single"/>
     </w:rPr>
   </w:style>
-  <w:style w:type="character" w:styleId="Mencinsinresolver">
+  <w:style w:type="character" w:styleId="Mentionnonrsolue">
     <w:name w:val="Unresolved Mention"/>
-    <w:basedOn w:val="Fuentedeprrafopredeter"/>
+    <w:basedOn w:val="Policepardfaut"/>
     <w:uiPriority w:val="99"/>
     <w:semiHidden/>
     <w:unhideWhenUsed/>

--- a/Web material deportivo control play.docx
+++ b/Web material deportivo control play.docx
@@ -146,6 +146,17 @@
         </w:rPr>
         <w:t>TEXTIL</w:t>
       </w:r>
+    </w:p>
+    <w:p>
+      <w:pPr>
+        <w:jc w:val="center"/>
+        <w:rPr>
+          <w:b/>
+          <w:bCs/>
+          <w:sz w:val="28"/>
+          <w:szCs w:val="28"/>
+        </w:rPr>
+      </w:pPr>
     </w:p>
     <w:p>
       <w:r>
